--- a/public/assets/template/docx/surat_pernyataan_agama.docx
+++ b/public/assets/template/docx/surat_pernyataan_agama.docx
@@ -46,7 +46,7 @@
           <w:b/>
           <w:bCs/>
         </w:rPr>
-        <w:t xml:space="preserve">$NAMA</w:t>
+        <w:t xml:space="preserve">${NAMA}</w:t>
       </w:r>
     </w:p>
     <w:p>
@@ -54,7 +54,7 @@
         <w:pStyle w:val="BodyText"/>
       </w:pPr>
       <w:r>
-        <w:t xml:space="preserve">KTP : $NO_KTP</w:t>
+        <w:t xml:space="preserve">KTP : ${NO_KTP}</w:t>
       </w:r>
     </w:p>
     <w:p>
@@ -62,7 +62,7 @@
         <w:pStyle w:val="BodyText"/>
       </w:pPr>
       <w:r>
-        <w:t xml:space="preserve">Tempat/tanggal lahir : $TTL</w:t>
+        <w:t xml:space="preserve">Tempat/tanggal lahir : ${TTL}</w:t>
       </w:r>
     </w:p>
     <w:p>
@@ -70,7 +70,7 @@
         <w:pStyle w:val="BodyText"/>
       </w:pPr>
       <w:r>
-        <w:t xml:space="preserve">Agama : $AGAMA</w:t>
+        <w:t xml:space="preserve">Agama : ${AGAMA}</w:t>
       </w:r>
     </w:p>
     <w:p>
@@ -78,7 +78,7 @@
         <w:pStyle w:val="BodyText"/>
       </w:pPr>
       <w:r>
-        <w:t xml:space="preserve">Pekerjaan : $PEKERJAAN</w:t>
+        <w:t xml:space="preserve">Pekerjaan : ${PEKERJAAN}</w:t>
       </w:r>
     </w:p>
     <w:p>
@@ -86,7 +86,7 @@
         <w:pStyle w:val="BodyText"/>
       </w:pPr>
       <w:r>
-        <w:t xml:space="preserve">Tempat tinggal : $ALAMAT</w:t>
+        <w:t xml:space="preserve">Tempat tinggal : ${ALAMAT}</w:t>
       </w:r>
       <w:r>
         <w:t xml:space="preserve"> </w:t>
@@ -100,7 +100,7 @@
         <w:t xml:space="preserve"> </w:t>
       </w:r>
       <w:r>
-        <w:t xml:space="preserve">$NAMA_DES, Kapanewon $NAMA_KEC, Kabupaten $NAMA_KAB</w:t>
+        <w:t xml:space="preserve">${NAMA_DES}, Kapanewon ${NAMA_KEC}, Kabupaten ${NAMA_KAB}</w:t>
       </w:r>
     </w:p>
     <w:p>
@@ -126,7 +126,7 @@
           <w:b/>
           <w:bCs/>
         </w:rPr>
-        <w:t xml:space="preserve">$IBU_NAMA</w:t>
+        <w:t xml:space="preserve">${IBU_NAMA}</w:t>
       </w:r>
     </w:p>
     <w:p>
@@ -134,7 +134,7 @@
         <w:pStyle w:val="BodyText"/>
       </w:pPr>
       <w:r>
-        <w:t xml:space="preserve">NIK : $IBU_NIK</w:t>
+        <w:t xml:space="preserve">NIK : ${IBU_NIK}</w:t>
       </w:r>
     </w:p>
     <w:p>
@@ -142,7 +142,7 @@
         <w:pStyle w:val="BodyText"/>
       </w:pPr>
       <w:r>
-        <w:t xml:space="preserve">Alamat : $IBU_ALAMAT Kalurahan $NAMA_DES, Kapanewon $NAMA_KEC, Kabupaten $NAMA_KAB</w:t>
+        <w:t xml:space="preserve">Alamat : ${IBU_ALAMAT} Kalurahan ${NAMA_DES}, Kapanewon ${NAMA_KEC}, Kabupaten ${NAMA_KAB}</w:t>
       </w:r>
     </w:p>
     <w:p>
@@ -150,7 +150,7 @@
         <w:pStyle w:val="BodyText"/>
       </w:pPr>
       <w:r>
-        <w:t xml:space="preserve">Tempat/Tgl. Lahir : $IBU_TTL</w:t>
+        <w:t xml:space="preserve">Tempat/Tgl. Lahir : ${IBU_TTL}</w:t>
       </w:r>
     </w:p>
     <w:p>
@@ -158,7 +158,7 @@
         <w:pStyle w:val="BodyText"/>
       </w:pPr>
       <w:r>
-        <w:t xml:space="preserve">Pekerjaan : $IBU_PEKERJAAN</w:t>
+        <w:t xml:space="preserve">Pekerjaan : ${IBU_PEKERJAAN}</w:t>
       </w:r>
     </w:p>
     <w:p>
@@ -215,7 +215,7 @@
         <w:pStyle w:val="BodyText"/>
       </w:pPr>
       <w:r>
-        <w:t xml:space="preserve">$NAMA_DES, $TGL_SURAT</w:t>
+        <w:t xml:space="preserve">${NAMA_DES}, ${TGL_SURAT}</w:t>
       </w:r>
     </w:p>
     <w:p>
@@ -236,7 +236,7 @@
           <w:bCs/>
           <w:u w:val="single"/>
         </w:rPr>
-        <w:t xml:space="preserve">$NAMA</w:t>
+        <w:t xml:space="preserve">${NAMA}</w:t>
       </w:r>
     </w:p>
     <w:sectPr>
